--- a/klagomål/A 27726-2026 FSC-klagomål.docx
+++ b/klagomål/A 27726-2026 FSC-klagomål.docx
@@ -666,7 +666,7 @@
     <w:r>
       <w:tab/>
       <w:tab/>
-      <w:t>2026-06-19</w:t>
+      <w:t>2026-06-20</w:t>
       <w:br/>
       <w:br/>
     </w:r>

--- a/klagomål/A 27726-2026 FSC-klagomål.docx
+++ b/klagomål/A 27726-2026 FSC-klagomål.docx
@@ -168,38 +168,7 @@
     </w:p>
     <w:p>
       <w:r>
-        <w:t>Detta dokument behandlar höga naturvärden i avverkningsanmälan A 27726-2026 i Lindesbergs kommun som inkom 2026-06-18 och omfattar 2,4 ha.</w:t>
-      </w:r>
-    </w:p>
-    <w:p>
-      <w:r>
-        <w:t>Nedan presenteras fynd av naturvårdsarter som gjorts i det avverkningsanmälda området, samt relevanta utdrag ur standarderna för FSC, Chain of Custody, Controlled Wood och PEFC.</w:t>
-      </w:r>
-    </w:p>
-    <w:p>
-      <w:r>
-        <w:t>Vi förväntar oss att ni återkommer med ett skriftligt svar på vårt klagomål och även beskriver vilka korrigerande åtgärder ni satt in för att rätta till identifierade brister i er efterlevnad av den svenska FSC standarden.</w:t>
-      </w:r>
-    </w:p>
-    <w:p>
-      <w:pPr>
-        <w:pStyle w:val="Heading1"/>
-      </w:pPr>
-      <w:r>
-        <w:t>Naturvårdsarter</w:t>
-      </w:r>
-    </w:p>
-    <w:p>
-      <w:r>
-        <w:t>I och inom 25 meter från avverkningsanmälan har följande 1 naturvårdsarter hittats: vågbandad barkbock (S). Arter som är signalarter enligt Skogsstyrelsen har markerats med (S).</w:t>
-      </w:r>
-    </w:p>
-    <w:p>
-      <w:r>
-        <w:t>De påträffade naturvårdsarterna är ett tydligt kvitto på att det rör sig om en skog med höga naturvärden.</w:t>
-      </w:r>
-      <w:r>
-        <w:t xml:space="preserve"> I Figur 1 visas fyndplatser för naturvårdsarter i området, som finns registrerade på Artportalen.</w:t>
+        <w:t>Detta klagomål behandlar höga naturvärden i avverkningsanmälan A 27726-2026 i Lindesbergs kommun som inkom 2026-06-18 och omfattar 2,4 ha.</w:t>
       </w:r>
     </w:p>
     <w:p>
@@ -247,7 +216,35 @@
         <w:spacing w:after="240"/>
       </w:pPr>
       <w:r>
-        <w:t>Figur 1. Fyndplatser för naturvårdsarter i och inom 25 meter från avverkningsanmälan (röd linje). Markörer utan svart kant är placerade på fyndplatsen. Markörer med svart kant är placerade vid sidan av fyndplatsen och har ett svart streck som visar fyndplatsens exakta position. Kartans mittpunktskoordinat är N 6622247, E 497793 i SWEREF 99 TM.</w:t>
+        <w:t>Figur 1. Fyndplatser för naturvårdsarter i och inom 25 meter från avverkningsanmälan. Markörer utan svart kant är placerade på fyndplatsen. Markörer med svart kant är placerade vid sidan av fyndplatsen har ett svart streck som visar fyndplatsens exakta position. Kartans mittpunktskoordinat är N 6622247, E 497793 i SWEREF 99 TM.</w:t>
+      </w:r>
+    </w:p>
+    <w:p>
+      <w:r>
+        <w:t>I och inom 25 meter från avverkningsanmälan finns fynd av 1 naturvårdsarter, varav 1 är signalart (S): vågbandad barkbock (S). Se Figur 1.</w:t>
+      </w:r>
+    </w:p>
+    <w:p>
+      <w:r>
+        <w:t>Nedan presenteras relevanta utdrag ur standarderna för FSC, Chain of Custody, Controlled Wood och PEFC.</w:t>
+      </w:r>
+    </w:p>
+    <w:p>
+      <w:r>
+        <w:t>Vi förväntar oss att ni återkommer med ett skriftligt svar på vårt klagomål och även beskriver vilka korrigerande åtgärder ni satt in för att rätta till identifierade brister i er efterlevnad av den svenska FSC standarden.</w:t>
+      </w:r>
+    </w:p>
+    <w:p>
+      <w:pPr>
+        <w:pStyle w:val="Heading1"/>
+      </w:pPr>
+      <w:r>
+        <w:t>Naturvårdsarter och fridlysta arter</w:t>
+      </w:r>
+    </w:p>
+    <w:p>
+      <w:r>
+        <w:t>Nedan följer beskrivningar av de naturvårdsarter och fridlysta arter som har sina livsmiljöer och växtplatser i den avverkningsanmälda skogen. De påträffade naturvårdsarterna är ett tydligt kvitto på att det rör sig om en skog med höga naturvärden.</w:t>
       </w:r>
     </w:p>
     <w:p>
@@ -666,7 +663,7 @@
     <w:r>
       <w:tab/>
       <w:tab/>
-      <w:t>2026-06-20</w:t>
+      <w:t>2026-06-21</w:t>
       <w:br/>
       <w:br/>
     </w:r>

--- a/klagomål/A 27726-2026 FSC-klagomål.docx
+++ b/klagomål/A 27726-2026 FSC-klagomål.docx
@@ -663,7 +663,7 @@
     <w:r>
       <w:tab/>
       <w:tab/>
-      <w:t>2026-06-21</w:t>
+      <w:t>2026-06-22</w:t>
       <w:br/>
       <w:br/>
     </w:r>

--- a/klagomål/A 27726-2026 FSC-klagomål.docx
+++ b/klagomål/A 27726-2026 FSC-klagomål.docx
@@ -663,7 +663,7 @@
     <w:r>
       <w:tab/>
       <w:tab/>
-      <w:t>2026-06-22</w:t>
+      <w:t>2026-06-23</w:t>
       <w:br/>
       <w:br/>
     </w:r>

--- a/klagomål/A 27726-2026 FSC-klagomål.docx
+++ b/klagomål/A 27726-2026 FSC-klagomål.docx
@@ -663,7 +663,7 @@
     <w:r>
       <w:tab/>
       <w:tab/>
-      <w:t>2026-06-23</w:t>
+      <w:t>2026-06-24</w:t>
       <w:br/>
       <w:br/>
     </w:r>

--- a/klagomål/A 27726-2026 FSC-klagomål.docx
+++ b/klagomål/A 27726-2026 FSC-klagomål.docx
@@ -663,7 +663,7 @@
     <w:r>
       <w:tab/>
       <w:tab/>
-      <w:t>2026-06-24</w:t>
+      <w:t>2026-06-25</w:t>
       <w:br/>
       <w:br/>
     </w:r>

--- a/klagomål/A 27726-2026 FSC-klagomål.docx
+++ b/klagomål/A 27726-2026 FSC-klagomål.docx
@@ -663,7 +663,7 @@
     <w:r>
       <w:tab/>
       <w:tab/>
-      <w:t>2026-06-25</w:t>
+      <w:t>2026-06-26</w:t>
       <w:br/>
       <w:br/>
     </w:r>

--- a/klagomål/A 27726-2026 FSC-klagomål.docx
+++ b/klagomål/A 27726-2026 FSC-klagomål.docx
@@ -663,7 +663,7 @@
     <w:r>
       <w:tab/>
       <w:tab/>
-      <w:t>2026-06-26</w:t>
+      <w:t>2026-06-27</w:t>
       <w:br/>
       <w:br/>
     </w:r>

--- a/klagomål/A 27726-2026 FSC-klagomål.docx
+++ b/klagomål/A 27726-2026 FSC-klagomål.docx
@@ -663,7 +663,7 @@
     <w:r>
       <w:tab/>
       <w:tab/>
-      <w:t>2026-06-27</w:t>
+      <w:t>2026-06-28</w:t>
       <w:br/>
       <w:br/>
     </w:r>

--- a/klagomål/A 27726-2026 FSC-klagomål.docx
+++ b/klagomål/A 27726-2026 FSC-klagomål.docx
@@ -663,7 +663,7 @@
     <w:r>
       <w:tab/>
       <w:tab/>
-      <w:t>2026-06-28</w:t>
+      <w:t>2026-06-29</w:t>
       <w:br/>
       <w:br/>
     </w:r>

--- a/klagomål/A 27726-2026 FSC-klagomål.docx
+++ b/klagomål/A 27726-2026 FSC-klagomål.docx
@@ -663,7 +663,7 @@
     <w:r>
       <w:tab/>
       <w:tab/>
-      <w:t>2026-06-29</w:t>
+      <w:t>2026-06-30</w:t>
       <w:br/>
       <w:br/>
     </w:r>

--- a/klagomål/A 27726-2026 FSC-klagomål.docx
+++ b/klagomål/A 27726-2026 FSC-klagomål.docx
@@ -663,7 +663,7 @@
     <w:r>
       <w:tab/>
       <w:tab/>
-      <w:t>2026-06-30</w:t>
+      <w:t>2026-07-01</w:t>
       <w:br/>
       <w:br/>
     </w:r>

--- a/klagomål/A 27726-2026 FSC-klagomål.docx
+++ b/klagomål/A 27726-2026 FSC-klagomål.docx
@@ -663,7 +663,7 @@
     <w:r>
       <w:tab/>
       <w:tab/>
-      <w:t>2026-07-01</w:t>
+      <w:t>2026-07-02</w:t>
       <w:br/>
       <w:br/>
     </w:r>

--- a/klagomål/A 27726-2026 FSC-klagomål.docx
+++ b/klagomål/A 27726-2026 FSC-klagomål.docx
@@ -891,7 +891,7 @@
     <w:r>
       <w:tab/>
       <w:tab/>
-      <w:t>2026-07-13</w:t>
+      <w:t>2026-07-14</w:t>
       <w:br/>
       <w:br/>
     </w:r>

--- a/klagomål/A 27726-2026 FSC-klagomål.docx
+++ b/klagomål/A 27726-2026 FSC-klagomål.docx
@@ -891,7 +891,7 @@
     <w:r>
       <w:tab/>
       <w:tab/>
-      <w:t>2026-07-14</w:t>
+      <w:t>2026-07-15</w:t>
       <w:br/>
       <w:br/>
     </w:r>

--- a/klagomål/A 27726-2026 FSC-klagomål.docx
+++ b/klagomål/A 27726-2026 FSC-klagomål.docx
@@ -891,7 +891,7 @@
     <w:r>
       <w:tab/>
       <w:tab/>
-      <w:t>2026-07-15</w:t>
+      <w:t>2026-07-16</w:t>
       <w:br/>
       <w:br/>
     </w:r>

--- a/klagomål/A 27726-2026 FSC-klagomål.docx
+++ b/klagomål/A 27726-2026 FSC-klagomål.docx
@@ -891,7 +891,7 @@
     <w:r>
       <w:tab/>
       <w:tab/>
-      <w:t>2026-07-16</w:t>
+      <w:t>2026-07-17</w:t>
       <w:br/>
       <w:br/>
     </w:r>

--- a/klagomål/A 27726-2026 FSC-klagomål.docx
+++ b/klagomål/A 27726-2026 FSC-klagomål.docx
@@ -891,7 +891,7 @@
     <w:r>
       <w:tab/>
       <w:tab/>
-      <w:t>2026-07-17</w:t>
+      <w:t>2026-07-18</w:t>
       <w:br/>
       <w:br/>
     </w:r>

--- a/klagomål/A 27726-2026 FSC-klagomål.docx
+++ b/klagomål/A 27726-2026 FSC-klagomål.docx
@@ -891,7 +891,7 @@
     <w:r>
       <w:tab/>
       <w:tab/>
-      <w:t>2026-07-18</w:t>
+      <w:t>2026-07-19</w:t>
       <w:br/>
       <w:br/>
     </w:r>

--- a/klagomål/A 27726-2026 FSC-klagomål.docx
+++ b/klagomål/A 27726-2026 FSC-klagomål.docx
@@ -891,7 +891,7 @@
     <w:r>
       <w:tab/>
       <w:tab/>
-      <w:t>2026-07-19</w:t>
+      <w:t>2026-07-20</w:t>
       <w:br/>
       <w:br/>
     </w:r>

--- a/klagomål/A 27726-2026 FSC-klagomål.docx
+++ b/klagomål/A 27726-2026 FSC-klagomål.docx
@@ -891,7 +891,7 @@
     <w:r>
       <w:tab/>
       <w:tab/>
-      <w:t>2026-07-20</w:t>
+      <w:t>2026-07-21</w:t>
       <w:br/>
       <w:br/>
     </w:r>

--- a/klagomål/A 27726-2026 FSC-klagomål.docx
+++ b/klagomål/A 27726-2026 FSC-klagomål.docx
@@ -891,7 +891,7 @@
     <w:r>
       <w:tab/>
       <w:tab/>
-      <w:t>2026-07-21</w:t>
+      <w:t>2026-07-22</w:t>
       <w:br/>
       <w:br/>
     </w:r>

--- a/klagomål/A 27726-2026 FSC-klagomål.docx
+++ b/klagomål/A 27726-2026 FSC-klagomål.docx
@@ -891,7 +891,7 @@
     <w:r>
       <w:tab/>
       <w:tab/>
-      <w:t>2026-07-22</w:t>
+      <w:t>2026-07-23</w:t>
       <w:br/>
       <w:br/>
     </w:r>

--- a/klagomål/A 27726-2026 FSC-klagomål.docx
+++ b/klagomål/A 27726-2026 FSC-klagomål.docx
@@ -221,7 +221,7 @@
     </w:p>
     <w:p>
       <w:r>
-        <w:t>I och inom 25 meter från avverkningsanmälan finns fynd av 3 naturvårdsarter, varav 2 är fridlysta, 2 är typiska (T) och 1 är signalart (S): vågbandad barkbock (S), spillkråka (T, §4) och tjäder (T, §4). Se Figur 1.</w:t>
+        <w:t>I och inom 25 meter från avverkningsanmälan finns fynd av 4 naturvårdsarter, varav 1 är rödlistad, 3 är fridlysta, 2 är typiska (T) och 1 är signalart (S): talltita (NT, §4), vågbandad barkbock (S), spillkråka (T, §4) och tjäder (T, §4). Se Figur 1.</w:t>
       </w:r>
     </w:p>
     <w:p>
@@ -252,6 +252,17 @@
         <w:rPr>
           <w:b/>
         </w:rPr>
+        <w:t>Talltita (NT, §4)</w:t>
+      </w:r>
+      <w:r>
+        <w:t>, rödlistad som nära hotad och prioriterad art i Skogsvårdslagen, har häckningsrevir i anmälan. Arten har minskat kraftigt de senaste 30 åren och minskningstakten innevarande 10-årsperiod beräknas till 20 (10–30) %. Talltitan är synnerligen trogen sitt cirka 15 hektar stora revir och är beroende av flerskiktade olikåldriga skogar för att kunna föda upp sina ungar. Talltitan försvinner om dess livsmiljö kalavverkas (Eggers &amp; Low, 2014; Ekman, 1979; Griesser et al, 2007; Klein, 2020; Siffczyk et al, 2003; SLU Artdatabanken, 2021).</w:t>
+      </w:r>
+    </w:p>
+    <w:p>
+      <w:r>
+        <w:rPr>
+          <w:b/>
+        </w:rPr>
         <w:t xml:space="preserve">Vågbandad barkbock </w:t>
       </w:r>
       <w:r>
@@ -422,7 +433,7 @@
         <w:rPr>
           <w:i/>
         </w:rPr>
-        <w:t>I det avverkningsanmälda skogsområdet har 3 naturvårdsarter varav 0 rödlistade arter sina livsmiljöer och växtplatser.</w:t>
+        <w:t>I det avverkningsanmälda skogsområdet har 4 naturvårdsarter varav 1 rödlistade arter sina livsmiljöer och växtplatser.</w:t>
       </w:r>
     </w:p>
     <w:p>
@@ -620,6 +631,126 @@
       </w:pPr>
       <w:r>
         <w:t>BILAGA 1 – Fridlysta arter</w:t>
+      </w:r>
+    </w:p>
+    <w:p>
+      <w:pPr>
+        <w:pStyle w:val="Heading1"/>
+      </w:pPr>
+      <w:r>
+        <w:t>Talltita – ekologi samt krav på livsmiljön</w:t>
+      </w:r>
+    </w:p>
+    <w:p>
+      <w:r>
+        <w:t>Talltita är rödlistad som NT, fridlyst och prioriterad art i Skogsvårdslagen. Den omfattas av EU:s fågeldirektiv. Arten har minskat kraftigt de senaste 30 åren och minskningstakten innevarande 10-årsperiod beräknas till 20 (10–30) % (SLU Artdatabanken, 2022).</w:t>
+      </w:r>
+    </w:p>
+    <w:p>
+      <w:r>
+        <w:t>Talltita föredrar större sammanhängande barrskogar, och finns såväl i tallskog som granskog och i lövblandad barrskog. Skogens struktur är viktig och ska helst vara flerskiktad med riklig underväxt av mindre granar, björk och andra lövträd och buskar. Tillgång på murknande högstubbar är särskilt viktig, eftersom talltitan helst själv hackar ut sitt bohål (SLU Artdatabanken, 2022).</w:t>
+      </w:r>
+    </w:p>
+    <w:p>
+      <w:r>
+        <w:t>Det finns flera studier som visar att talltita är känslig för gallring och inte överlever när dess livsmiljö kalavverkas (Eggers and Low, 2014; Griesser et al., 2007; Klein, 2020). Talltitans revir är förhållandevis stora, 10–20 hektar och arten missgynnas när skogen fragmenteras. Kalavverkning av större delar av reviret innebär att det överges (Artdatabanken, 2021).</w:t>
+      </w:r>
+    </w:p>
+    <w:p>
+      <w:r>
+        <w:t>Talltitan är synnerligen trogen sitt revir så länge paret lever och biotopen förblir intakt. Paret stannar i sitt revir året om. En förlust av ett revir har därför en stor inverkan på den lokala populationen och trakthyggesbruket anses vara orsak till den svenska populationens kraftiga minskning. Talltiteparets revirtrohet innebär att närhelst under året man observerar en adult talltita så ingår denna plats i reviret (Siffczyk et al., 2003; Ekman, 1979).</w:t>
+      </w:r>
+    </w:p>
+    <w:p>
+      <w:pPr>
+        <w:pStyle w:val="Heading2"/>
+      </w:pPr>
+      <w:r>
+        <w:t>Referenser – talltita</w:t>
+      </w:r>
+    </w:p>
+    <w:p>
+      <w:r>
+        <w:t xml:space="preserve">Eggers, S., Low, M., 2014. </w:t>
+      </w:r>
+      <w:r>
+        <w:rPr>
+          <w:i/>
+        </w:rPr>
+        <w:t xml:space="preserve">Differential demographic responses of sympatric Parids to vegetation management in boreal forest. </w:t>
+      </w:r>
+      <w:r>
+        <w:t>For. Ecol. Manage. 319, 169–175.</w:t>
+      </w:r>
+    </w:p>
+    <w:p>
+      <w:r>
+        <w:t xml:space="preserve">Ekman, J., 1979. </w:t>
+      </w:r>
+      <w:r>
+        <w:rPr>
+          <w:i/>
+        </w:rPr>
+        <w:t xml:space="preserve">Coherence, composition and territories of winter social groups of the Willow Tit Parus montanus and the Crested Tit P. cristatus. </w:t>
+      </w:r>
+      <w:r>
+        <w:t>Ornis Scandinavica, 10, pp 56–68</w:t>
+      </w:r>
+    </w:p>
+    <w:p>
+      <w:r>
+        <w:t xml:space="preserve">Griesser, M., Nystrand, M., Eggers, S., Ekman, J., 2007. </w:t>
+      </w:r>
+      <w:r>
+        <w:rPr>
+          <w:i/>
+        </w:rPr>
+        <w:t xml:space="preserve">Impact of forestry practices on fitness correlates and population productivity in an open-nesting bird species. </w:t>
+      </w:r>
+      <w:r>
+        <w:t>Conserv. Biol. 21, 767–774. https://doi.org/10.1111/j.1523- 1739.2007.00675.x</w:t>
+      </w:r>
+    </w:p>
+    <w:p>
+      <w:r>
+        <w:t xml:space="preserve">Klein, J., 2020. </w:t>
+      </w:r>
+      <w:r>
+        <w:rPr>
+          <w:i/>
+        </w:rPr>
+        <w:t xml:space="preserve">The forgotten forest – On thinning, retention, and biodiversity in the boreal forest. </w:t>
+      </w:r>
+      <w:r>
+        <w:t>Doctoral Thesis No. 2020:50</w:t>
+      </w:r>
+    </w:p>
+    <w:p>
+      <w:r>
+        <w:t xml:space="preserve">Siffczyk, C., Brotons, L., Kangas, K., Orell, M., 2003. </w:t>
+      </w:r>
+      <w:r>
+        <w:rPr>
+          <w:i/>
+        </w:rPr>
+        <w:t xml:space="preserve">Home range size of willow tits. </w:t>
+      </w:r>
+      <w:r>
+        <w:t>Oecologica, 136, 635–642 (2003)</w:t>
+      </w:r>
+    </w:p>
+    <w:p>
+      <w:r>
+        <w:t xml:space="preserve">SLU Artdatabanken, 2021. </w:t>
+      </w:r>
+      <w:r>
+        <w:rPr>
+          <w:i/>
+        </w:rPr>
+        <w:t xml:space="preserve">Artfaktablad. Naturvård – artfakta. </w:t>
+      </w:r>
+      <w:r>
+        <w:t>SLU Artdatabanken, Uppsala</w:t>
       </w:r>
     </w:p>
     <w:p>
@@ -891,7 +1022,7 @@
     <w:r>
       <w:tab/>
       <w:tab/>
-      <w:t>2026-07-23</w:t>
+      <w:t>2026-07-24</w:t>
       <w:br/>
       <w:br/>
     </w:r>

--- a/klagomål/A 27726-2026 FSC-klagomål.docx
+++ b/klagomål/A 27726-2026 FSC-klagomål.docx
@@ -1022,7 +1022,7 @@
     <w:r>
       <w:tab/>
       <w:tab/>
-      <w:t>2026-07-24</w:t>
+      <w:t>2026-07-25</w:t>
       <w:br/>
       <w:br/>
     </w:r>

--- a/klagomål/A 27726-2026 FSC-klagomål.docx
+++ b/klagomål/A 27726-2026 FSC-klagomål.docx
@@ -1022,7 +1022,7 @@
     <w:r>
       <w:tab/>
       <w:tab/>
-      <w:t>2026-07-25</w:t>
+      <w:t>2026-07-26</w:t>
       <w:br/>
       <w:br/>
     </w:r>

--- a/klagomål/A 27726-2026 FSC-klagomål.docx
+++ b/klagomål/A 27726-2026 FSC-klagomål.docx
@@ -1022,7 +1022,7 @@
     <w:r>
       <w:tab/>
       <w:tab/>
-      <w:t>2026-07-26</w:t>
+      <w:t>2026-07-27</w:t>
       <w:br/>
       <w:br/>
     </w:r>

--- a/klagomål/A 27726-2026 FSC-klagomål.docx
+++ b/klagomål/A 27726-2026 FSC-klagomål.docx
@@ -1022,7 +1022,7 @@
     <w:r>
       <w:tab/>
       <w:tab/>
-      <w:t>2026-07-27</w:t>
+      <w:t>2026-07-28</w:t>
       <w:br/>
       <w:br/>
     </w:r>

--- a/klagomål/A 27726-2026 FSC-klagomål.docx
+++ b/klagomål/A 27726-2026 FSC-klagomål.docx
@@ -1022,7 +1022,7 @@
     <w:r>
       <w:tab/>
       <w:tab/>
-      <w:t>2026-07-28</w:t>
+      <w:t>2026-07-29</w:t>
       <w:br/>
       <w:br/>
     </w:r>

--- a/klagomål/A 27726-2026 FSC-klagomål.docx
+++ b/klagomål/A 27726-2026 FSC-klagomål.docx
@@ -1022,7 +1022,7 @@
     <w:r>
       <w:tab/>
       <w:tab/>
-      <w:t>2026-07-29</w:t>
+      <w:t>2026-07-30</w:t>
       <w:br/>
       <w:br/>
     </w:r>

--- a/klagomål/A 27726-2026 FSC-klagomål.docx
+++ b/klagomål/A 27726-2026 FSC-klagomål.docx
@@ -1022,7 +1022,7 @@
     <w:r>
       <w:tab/>
       <w:tab/>
-      <w:t>2026-07-30</w:t>
+      <w:t>2026-07-31</w:t>
       <w:br/>
       <w:br/>
     </w:r>

--- a/klagomål/A 27726-2026 FSC-klagomål.docx
+++ b/klagomål/A 27726-2026 FSC-klagomål.docx
@@ -1022,7 +1022,7 @@
     <w:r>
       <w:tab/>
       <w:tab/>
-      <w:t>2026-07-31</w:t>
+      <w:t>2026-08-01</w:t>
       <w:br/>
       <w:br/>
     </w:r>

--- a/klagomål/A 27726-2026 FSC-klagomål.docx
+++ b/klagomål/A 27726-2026 FSC-klagomål.docx
@@ -1022,7 +1022,7 @@
     <w:r>
       <w:tab/>
       <w:tab/>
-      <w:t>2026-08-01</w:t>
+      <w:t>2026-08-02</w:t>
       <w:br/>
       <w:br/>
     </w:r>

--- a/klagomål/A 27726-2026 FSC-klagomål.docx
+++ b/klagomål/A 27726-2026 FSC-klagomål.docx
@@ -1022,7 +1022,7 @@
     <w:r>
       <w:tab/>
       <w:tab/>
-      <w:t>2026-08-02</w:t>
+      <w:t>2026-08-03</w:t>
       <w:br/>
       <w:br/>
     </w:r>

--- a/klagomål/A 27726-2026 FSC-klagomål.docx
+++ b/klagomål/A 27726-2026 FSC-klagomål.docx
@@ -1022,7 +1022,7 @@
     <w:r>
       <w:tab/>
       <w:tab/>
-      <w:t>2026-08-03</w:t>
+      <w:t>2026-08-05</w:t>
       <w:br/>
       <w:br/>
     </w:r>

--- a/klagomål/A 27726-2026 FSC-klagomål.docx
+++ b/klagomål/A 27726-2026 FSC-klagomål.docx
@@ -1022,7 +1022,7 @@
     <w:r>
       <w:tab/>
       <w:tab/>
-      <w:t>2026-08-05</w:t>
+      <w:t>2026-08-07</w:t>
       <w:br/>
       <w:br/>
     </w:r>

--- a/klagomål/A 27726-2026 FSC-klagomål.docx
+++ b/klagomål/A 27726-2026 FSC-klagomål.docx
@@ -1022,7 +1022,7 @@
     <w:r>
       <w:tab/>
       <w:tab/>
-      <w:t>2026-08-07</w:t>
+      <w:t>2026-08-08</w:t>
       <w:br/>
       <w:br/>
     </w:r>

--- a/klagomål/A 27726-2026 FSC-klagomål.docx
+++ b/klagomål/A 27726-2026 FSC-klagomål.docx
@@ -216,12 +216,12 @@
         <w:spacing w:after="240"/>
       </w:pPr>
       <w:r>
-        <w:t>Figur 1. Fyndplatser för naturvårdsarter i och inom 25 meter från avverkningsanmälan. Markörer utan svart kant är placerade på fyndplatsen. Markörer med svart kant är placerade vid sidan av fyndplatsen har ett svart streck som visar fyndplatsens exakta position. Kartans mittpunktskoordinat är N 6622247, E 497793 i SWEREF 99 TM.</w:t>
+        <w:t>Figur 1. Fyndplatser för naturvårdsarter i och inom 25 meter från avverkningsanmälan. Markörer utan svart kant är placerade på fyndplatsen. Markörer med svart kant är placerade vid sidan av fyndplatsen och har ett svart streck som visar fyndplatsens exakta position. Kartans mittpunktskoordinat är N 6622247, E 497793 i SWEREF 99 TM.</w:t>
       </w:r>
     </w:p>
     <w:p>
       <w:r>
-        <w:t>I och inom 25 meter från avverkningsanmälan finns fynd av 3 naturvårdsarter, varav 2 är fridlysta, 2 är typiska (T) och 1 är signalart (S): vågbandad barkbock (S), spillkråka (T, §4) och tjäder (T, §4). Se Figur 1.</w:t>
+        <w:t>I och inom 25 meter från avverkningsanmälan finns fynd av 4 naturvårdsarter, varav 1 är rödlistad, 3 är fridlysta, 2 är typiska (T) och 1 är signalart (S): talltita (NT, §4), vågbandad barkbock (S), spillkråka (T, §4) och tjäder (T, §4). Se Figur 1.</w:t>
       </w:r>
     </w:p>
     <w:p>
@@ -252,6 +252,17 @@
         <w:rPr>
           <w:b/>
         </w:rPr>
+        <w:t>Talltita (NT, §4)</w:t>
+      </w:r>
+      <w:r>
+        <w:t>, rödlistad som nära hotad och prioriterad art i Skogsvårdslagen, har häckningsrevir i anmälan. Arten har minskat kraftigt de senaste 30 åren och minskningstakten innevarande 10-årsperiod beräknas till 20 (10–30) %. Talltitan är synnerligen trogen sitt cirka 15 hektar stora revir och är beroende av flerskiktade olikåldriga skogar för att kunna föda upp sina ungar. Talltitan försvinner om dess livsmiljö kalavverkas (Eggers &amp; Low, 2014; Ekman, 1979; Griesser et al, 2007; Klein, 2020; Siffczyk et al, 2003; SLU Artdatabanken, 2021).</w:t>
+      </w:r>
+    </w:p>
+    <w:p>
+      <w:r>
+        <w:rPr>
+          <w:b/>
+        </w:rPr>
         <w:t xml:space="preserve">Vågbandad barkbock </w:t>
       </w:r>
       <w:r>
@@ -422,7 +433,7 @@
         <w:rPr>
           <w:i/>
         </w:rPr>
-        <w:t>I det avverkningsanmälda skogsområdet har 3 naturvårdsarter varav 0 rödlistade arter sina livsmiljöer och växtplatser.</w:t>
+        <w:t>I det avverkningsanmälda skogsområdet har 4 naturvårdsarter varav 1 rödlistade arter sina livsmiljöer och växtplatser.</w:t>
       </w:r>
     </w:p>
     <w:p>
@@ -620,6 +631,126 @@
       </w:pPr>
       <w:r>
         <w:t>BILAGA 1 – Fridlysta arter</w:t>
+      </w:r>
+    </w:p>
+    <w:p>
+      <w:pPr>
+        <w:pStyle w:val="Heading1"/>
+      </w:pPr>
+      <w:r>
+        <w:t>Talltita – ekologi samt krav på livsmiljön</w:t>
+      </w:r>
+    </w:p>
+    <w:p>
+      <w:r>
+        <w:t>Talltita är rödlistad som NT, fridlyst och prioriterad art i Skogsvårdslagen. Den omfattas av EU:s fågeldirektiv. Arten har minskat kraftigt de senaste 30 åren och minskningstakten innevarande 10-årsperiod beräknas till 20 (10–30) % (SLU Artdatabanken, 2022).</w:t>
+      </w:r>
+    </w:p>
+    <w:p>
+      <w:r>
+        <w:t>Talltita föredrar större sammanhängande barrskogar, och finns såväl i tallskog som granskog och i lövblandad barrskog. Skogens struktur är viktig och ska helst vara flerskiktad med riklig underväxt av mindre granar, björk och andra lövträd och buskar. Tillgång på murknande högstubbar är särskilt viktig, eftersom talltitan helst själv hackar ut sitt bohål (SLU Artdatabanken, 2022).</w:t>
+      </w:r>
+    </w:p>
+    <w:p>
+      <w:r>
+        <w:t>Det finns flera studier som visar att talltita är känslig för gallring och inte överlever när dess livsmiljö kalavverkas (Eggers and Low, 2014; Griesser et al., 2007; Klein, 2020). Talltitans revir är förhållandevis stora, 10–20 hektar och arten missgynnas när skogen fragmenteras. Kalavverkning av större delar av reviret innebär att det överges (Artdatabanken, 2021).</w:t>
+      </w:r>
+    </w:p>
+    <w:p>
+      <w:r>
+        <w:t>Talltitan är synnerligen trogen sitt revir så länge paret lever och biotopen förblir intakt. Paret stannar i sitt revir året om. En förlust av ett revir har därför en stor inverkan på den lokala populationen och trakthyggesbruket anses vara orsak till den svenska populationens kraftiga minskning. Talltiteparets revirtrohet innebär att närhelst under året man observerar en adult talltita så ingår denna plats i reviret (Siffczyk et al., 2003; Ekman, 1979).</w:t>
+      </w:r>
+    </w:p>
+    <w:p>
+      <w:pPr>
+        <w:pStyle w:val="Heading2"/>
+      </w:pPr>
+      <w:r>
+        <w:t>Referenser – talltita</w:t>
+      </w:r>
+    </w:p>
+    <w:p>
+      <w:r>
+        <w:t xml:space="preserve">Eggers, S., Low, M., 2014. </w:t>
+      </w:r>
+      <w:r>
+        <w:rPr>
+          <w:i/>
+        </w:rPr>
+        <w:t xml:space="preserve">Differential demographic responses of sympatric Parids to vegetation management in boreal forest. </w:t>
+      </w:r>
+      <w:r>
+        <w:t>For. Ecol. Manage. 319, 169–175.</w:t>
+      </w:r>
+    </w:p>
+    <w:p>
+      <w:r>
+        <w:t xml:space="preserve">Ekman, J., 1979. </w:t>
+      </w:r>
+      <w:r>
+        <w:rPr>
+          <w:i/>
+        </w:rPr>
+        <w:t xml:space="preserve">Coherence, composition and territories of winter social groups of the Willow Tit Parus montanus and the Crested Tit P. cristatus. </w:t>
+      </w:r>
+      <w:r>
+        <w:t>Ornis Scandinavica, 10, pp 56–68</w:t>
+      </w:r>
+    </w:p>
+    <w:p>
+      <w:r>
+        <w:t xml:space="preserve">Griesser, M., Nystrand, M., Eggers, S., Ekman, J., 2007. </w:t>
+      </w:r>
+      <w:r>
+        <w:rPr>
+          <w:i/>
+        </w:rPr>
+        <w:t xml:space="preserve">Impact of forestry practices on fitness correlates and population productivity in an open-nesting bird species. </w:t>
+      </w:r>
+      <w:r>
+        <w:t>Conserv. Biol. 21, 767–774. https://doi.org/10.1111/j.1523- 1739.2007.00675.x</w:t>
+      </w:r>
+    </w:p>
+    <w:p>
+      <w:r>
+        <w:t xml:space="preserve">Klein, J., 2020. </w:t>
+      </w:r>
+      <w:r>
+        <w:rPr>
+          <w:i/>
+        </w:rPr>
+        <w:t xml:space="preserve">The forgotten forest – On thinning, retention, and biodiversity in the boreal forest. </w:t>
+      </w:r>
+      <w:r>
+        <w:t>Doctoral Thesis No. 2020:50</w:t>
+      </w:r>
+    </w:p>
+    <w:p>
+      <w:r>
+        <w:t xml:space="preserve">Siffczyk, C., Brotons, L., Kangas, K., Orell, M., 2003. </w:t>
+      </w:r>
+      <w:r>
+        <w:rPr>
+          <w:i/>
+        </w:rPr>
+        <w:t xml:space="preserve">Home range size of willow tits. </w:t>
+      </w:r>
+      <w:r>
+        <w:t>Oecologica, 136, 635–642 (2003)</w:t>
+      </w:r>
+    </w:p>
+    <w:p>
+      <w:r>
+        <w:t xml:space="preserve">SLU Artdatabanken, 2021. </w:t>
+      </w:r>
+      <w:r>
+        <w:rPr>
+          <w:i/>
+        </w:rPr>
+        <w:t xml:space="preserve">Artfaktablad. Naturvård – artfakta. </w:t>
+      </w:r>
+      <w:r>
+        <w:t>SLU Artdatabanken, Uppsala</w:t>
       </w:r>
     </w:p>
     <w:p>
@@ -891,7 +1022,7 @@
     <w:r>
       <w:tab/>
       <w:tab/>
-      <w:t>2026-08-14</w:t>
+      <w:t>2026-08-15</w:t>
       <w:br/>
       <w:br/>
     </w:r>

--- a/klagomål/A 27726-2026 FSC-klagomål.docx
+++ b/klagomål/A 27726-2026 FSC-klagomål.docx
@@ -1022,7 +1022,7 @@
     <w:r>
       <w:tab/>
       <w:tab/>
-      <w:t>2026-08-15</w:t>
+      <w:t>2026-08-16</w:t>
       <w:br/>
       <w:br/>
     </w:r>

--- a/klagomål/A 27726-2026 FSC-klagomål.docx
+++ b/klagomål/A 27726-2026 FSC-klagomål.docx
@@ -1022,7 +1022,7 @@
     <w:r>
       <w:tab/>
       <w:tab/>
-      <w:t>2026-08-16</w:t>
+      <w:t>2026-08-17</w:t>
       <w:br/>
       <w:br/>
     </w:r>

--- a/klagomål/A 27726-2026 FSC-klagomål.docx
+++ b/klagomål/A 27726-2026 FSC-klagomål.docx
@@ -1022,7 +1022,7 @@
     <w:r>
       <w:tab/>
       <w:tab/>
-      <w:t>2026-08-17</w:t>
+      <w:t>2026-08-18</w:t>
       <w:br/>
       <w:br/>
     </w:r>

--- a/klagomål/A 27726-2026 FSC-klagomål.docx
+++ b/klagomål/A 27726-2026 FSC-klagomål.docx
@@ -1022,7 +1022,7 @@
     <w:r>
       <w:tab/>
       <w:tab/>
-      <w:t>2026-08-18</w:t>
+      <w:t>2026-08-19</w:t>
       <w:br/>
       <w:br/>
     </w:r>

--- a/klagomål/A 27726-2026 FSC-klagomål.docx
+++ b/klagomål/A 27726-2026 FSC-klagomål.docx
@@ -1022,7 +1022,7 @@
     <w:r>
       <w:tab/>
       <w:tab/>
-      <w:t>2026-08-19</w:t>
+      <w:t>2026-08-20</w:t>
       <w:br/>
       <w:br/>
     </w:r>

--- a/klagomål/A 27726-2026 FSC-klagomål.docx
+++ b/klagomål/A 27726-2026 FSC-klagomål.docx
@@ -1022,7 +1022,7 @@
     <w:r>
       <w:tab/>
       <w:tab/>
-      <w:t>2026-08-20</w:t>
+      <w:t>2026-08-21</w:t>
       <w:br/>
       <w:br/>
     </w:r>

--- a/klagomål/A 27726-2026 FSC-klagomål.docx
+++ b/klagomål/A 27726-2026 FSC-klagomål.docx
@@ -1022,7 +1022,7 @@
     <w:r>
       <w:tab/>
       <w:tab/>
-      <w:t>2026-08-21</w:t>
+      <w:t>2026-08-22</w:t>
       <w:br/>
       <w:br/>
     </w:r>

--- a/klagomål/A 27726-2026 FSC-klagomål.docx
+++ b/klagomål/A 27726-2026 FSC-klagomål.docx
@@ -1022,7 +1022,7 @@
     <w:r>
       <w:tab/>
       <w:tab/>
-      <w:t>2026-08-22</w:t>
+      <w:t>2026-08-23</w:t>
       <w:br/>
       <w:br/>
     </w:r>

--- a/klagomål/A 27726-2026 FSC-klagomål.docx
+++ b/klagomål/A 27726-2026 FSC-klagomål.docx
@@ -1022,7 +1022,7 @@
     <w:r>
       <w:tab/>
       <w:tab/>
-      <w:t>2026-08-23</w:t>
+      <w:t>2026-08-24</w:t>
       <w:br/>
       <w:br/>
     </w:r>

--- a/klagomål/A 27726-2026 FSC-klagomål.docx
+++ b/klagomål/A 27726-2026 FSC-klagomål.docx
@@ -1022,7 +1022,7 @@
     <w:r>
       <w:tab/>
       <w:tab/>
-      <w:t>2026-08-24</w:t>
+      <w:t>2026-08-25</w:t>
       <w:br/>
       <w:br/>
     </w:r>

--- a/klagomål/A 27726-2026 FSC-klagomål.docx
+++ b/klagomål/A 27726-2026 FSC-klagomål.docx
@@ -1022,7 +1022,7 @@
     <w:r>
       <w:tab/>
       <w:tab/>
-      <w:t>2026-08-25</w:t>
+      <w:t>2026-08-26</w:t>
       <w:br/>
       <w:br/>
     </w:r>

--- a/klagomål/A 27726-2026 FSC-klagomål.docx
+++ b/klagomål/A 27726-2026 FSC-klagomål.docx
@@ -1022,7 +1022,7 @@
     <w:r>
       <w:tab/>
       <w:tab/>
-      <w:t>2026-08-26</w:t>
+      <w:t>2026-08-27</w:t>
       <w:br/>
       <w:br/>
     </w:r>

--- a/klagomål/A 27726-2026 FSC-klagomål.docx
+++ b/klagomål/A 27726-2026 FSC-klagomål.docx
@@ -1022,7 +1022,7 @@
     <w:r>
       <w:tab/>
       <w:tab/>
-      <w:t>2026-08-27</w:t>
+      <w:t>2026-08-28</w:t>
       <w:br/>
       <w:br/>
     </w:r>

--- a/klagomål/A 27726-2026 FSC-klagomål.docx
+++ b/klagomål/A 27726-2026 FSC-klagomål.docx
@@ -1022,7 +1022,7 @@
     <w:r>
       <w:tab/>
       <w:tab/>
-      <w:t>2026-08-28</w:t>
+      <w:t>2026-08-29</w:t>
       <w:br/>
       <w:br/>
     </w:r>

--- a/klagomål/A 27726-2026 FSC-klagomål.docx
+++ b/klagomål/A 27726-2026 FSC-klagomål.docx
@@ -1022,7 +1022,7 @@
     <w:r>
       <w:tab/>
       <w:tab/>
-      <w:t>2026-08-29</w:t>
+      <w:t>2026-08-31</w:t>
       <w:br/>
       <w:br/>
     </w:r>

--- a/klagomål/A 27726-2026 FSC-klagomål.docx
+++ b/klagomål/A 27726-2026 FSC-klagomål.docx
@@ -1022,7 +1022,7 @@
     <w:r>
       <w:tab/>
       <w:tab/>
-      <w:t>2026-08-31</w:t>
+      <w:t>2026-09-01</w:t>
       <w:br/>
       <w:br/>
     </w:r>

--- a/klagomål/A 27726-2026 FSC-klagomål.docx
+++ b/klagomål/A 27726-2026 FSC-klagomål.docx
@@ -1022,7 +1022,7 @@
     <w:r>
       <w:tab/>
       <w:tab/>
-      <w:t>2026-09-01</w:t>
+      <w:t>2026-09-02</w:t>
       <w:br/>
       <w:br/>
     </w:r>

--- a/klagomål/A 27726-2026 FSC-klagomål.docx
+++ b/klagomål/A 27726-2026 FSC-klagomål.docx
@@ -1022,7 +1022,7 @@
     <w:r>
       <w:tab/>
       <w:tab/>
-      <w:t>2026-09-02</w:t>
+      <w:t>2026-09-03</w:t>
       <w:br/>
       <w:br/>
     </w:r>

--- a/klagomål/A 27726-2026 FSC-klagomål.docx
+++ b/klagomål/A 27726-2026 FSC-klagomål.docx
@@ -1022,7 +1022,7 @@
     <w:r>
       <w:tab/>
       <w:tab/>
-      <w:t>2026-09-03</w:t>
+      <w:t>2026-09-04</w:t>
       <w:br/>
       <w:br/>
     </w:r>

--- a/klagomål/A 27726-2026 FSC-klagomål.docx
+++ b/klagomål/A 27726-2026 FSC-klagomål.docx
@@ -1022,7 +1022,7 @@
     <w:r>
       <w:tab/>
       <w:tab/>
-      <w:t>2026-09-04</w:t>
+      <w:t>2026-09-05</w:t>
       <w:br/>
       <w:br/>
     </w:r>

--- a/klagomål/A 27726-2026 FSC-klagomål.docx
+++ b/klagomål/A 27726-2026 FSC-klagomål.docx
@@ -1022,7 +1022,7 @@
     <w:r>
       <w:tab/>
       <w:tab/>
-      <w:t>2026-09-05</w:t>
+      <w:t>2026-09-06</w:t>
       <w:br/>
       <w:br/>
     </w:r>

--- a/klagomål/A 27726-2026 FSC-klagomål.docx
+++ b/klagomål/A 27726-2026 FSC-klagomål.docx
@@ -1022,7 +1022,7 @@
     <w:r>
       <w:tab/>
       <w:tab/>
-      <w:t>2026-09-06</w:t>
+      <w:t>2026-09-07</w:t>
       <w:br/>
       <w:br/>
     </w:r>

--- a/klagomål/A 27726-2026 FSC-klagomål.docx
+++ b/klagomål/A 27726-2026 FSC-klagomål.docx
@@ -1022,7 +1022,7 @@
     <w:r>
       <w:tab/>
       <w:tab/>
-      <w:t>2026-09-07</w:t>
+      <w:t>2026-09-08</w:t>
       <w:br/>
       <w:br/>
     </w:r>

--- a/klagomål/A 27726-2026 FSC-klagomål.docx
+++ b/klagomål/A 27726-2026 FSC-klagomål.docx
@@ -1022,7 +1022,7 @@
     <w:r>
       <w:tab/>
       <w:tab/>
-      <w:t>2026-09-08</w:t>
+      <w:t>2026-09-09</w:t>
       <w:br/>
       <w:br/>
     </w:r>

--- a/klagomål/A 27726-2026 FSC-klagomål.docx
+++ b/klagomål/A 27726-2026 FSC-klagomål.docx
@@ -1022,7 +1022,7 @@
     <w:r>
       <w:tab/>
       <w:tab/>
-      <w:t>2026-09-09</w:t>
+      <w:t>2026-09-10</w:t>
       <w:br/>
       <w:br/>
     </w:r>

--- a/klagomål/A 27726-2026 FSC-klagomål.docx
+++ b/klagomål/A 27726-2026 FSC-klagomål.docx
@@ -1022,7 +1022,7 @@
     <w:r>
       <w:tab/>
       <w:tab/>
-      <w:t>2026-09-10</w:t>
+      <w:t>2026-09-11</w:t>
       <w:br/>
       <w:br/>
     </w:r>

--- a/klagomål/A 27726-2026 FSC-klagomål.docx
+++ b/klagomål/A 27726-2026 FSC-klagomål.docx
@@ -1022,7 +1022,7 @@
     <w:r>
       <w:tab/>
       <w:tab/>
-      <w:t>2026-09-11</w:t>
+      <w:t>2026-09-12</w:t>
       <w:br/>
       <w:br/>
     </w:r>

--- a/klagomål/A 27726-2026 FSC-klagomål.docx
+++ b/klagomål/A 27726-2026 FSC-klagomål.docx
@@ -1022,7 +1022,7 @@
     <w:r>
       <w:tab/>
       <w:tab/>
-      <w:t>2026-09-12</w:t>
+      <w:t>2026-09-13</w:t>
       <w:br/>
       <w:br/>
     </w:r>
